--- a/docs/HLD/Camunda_Archive_HLD_Document_Index.docx
+++ b/docs/HLD/Camunda_Archive_HLD_Document_Index.docx
@@ -506,6 +506,109 @@
                 <w:color w:val="0B2545"/>
                 <w:sz w:val="18"/>
               </w:rPr>
+              <w:t>Camunda_Archive_Session_6_History_Tables_ByteArray_Archival.docx</w:t>
+            </w:r>
+          </w:p>
+        </w:tc>
+        <w:tc>
+          <w:tcPr>
+            <w:tcW w:type="dxa" w:w="2340"/>
+            <w:vAlign w:val="center"/>
+            <w:tcMar>
+              <w:top w:w="80" w:type="dxa"/>
+              <w:start w:w="120" w:type="dxa"/>
+              <w:bottom w:w="80" w:type="dxa"/>
+              <w:end w:w="120" w:type="dxa"/>
+            </w:tcMar>
+          </w:tcPr>
+          <w:p>
+            <w:pPr>
+              <w:spacing w:after="0" w:line="252" w:lineRule="auto"/>
+            </w:pPr>
+            <w:r/>
+            <w:r>
+              <w:rPr>
+                <w:rFonts w:ascii="Calibri" w:hAnsi="Calibri"/>
+                <w:b w:val="0"/>
+                <w:color w:val="000000"/>
+                <w:sz w:val="16"/>
+              </w:rPr>
+              <w:t>Session 6 archive plan covering history tables, byte-array dependencies, and the manual archive workflow.</w:t>
+            </w:r>
+          </w:p>
+        </w:tc>
+        <w:tc>
+          <w:tcPr>
+            <w:tcW w:type="dxa" w:w="2340"/>
+            <w:vAlign w:val="center"/>
+            <w:tcMar>
+              <w:top w:w="80" w:type="dxa"/>
+              <w:start w:w="120" w:type="dxa"/>
+              <w:bottom w:w="80" w:type="dxa"/>
+              <w:end w:w="120" w:type="dxa"/>
+            </w:tcMar>
+          </w:tcPr>
+          <w:p>
+            <w:pPr>
+              <w:spacing w:after="0" w:line="252" w:lineRule="auto"/>
+            </w:pPr>
+            <w:r/>
+            <w:r>
+              <w:rPr>
+                <w:rFonts w:ascii="Calibri" w:hAnsi="Calibri"/>
+                <w:b w:val="0"/>
+                <w:color w:val="000000"/>
+                <w:sz w:val="16"/>
+              </w:rPr>
+              <w:t>1</w:t>
+            </w:r>
+          </w:p>
+        </w:tc>
+        <w:tc>
+          <w:tcPr>
+            <w:tcW w:type="dxa" w:w="2340"/>
+          </w:tcPr>
+          <w:p>
+            <w:pPr>
+              <w:spacing w:after="0"/>
+            </w:pPr>
+            <w:r/>
+            <w:hyperlink r:id="rId14">
+              <w:r>
+                <w:rPr>
+                  <w:color w:val="0563C1"/>
+                  <w:u w:val="single"/>
+                </w:rPr>
+                <w:t>Open DOCX</w:t>
+              </w:r>
+            </w:hyperlink>
+          </w:p>
+        </w:tc>
+      </w:tr>
+      <w:tr>
+        <w:tc>
+          <w:tcPr>
+            <w:tcW w:type="dxa" w:w="2340"/>
+            <w:vAlign w:val="center"/>
+            <w:tcMar>
+              <w:top w:w="80" w:type="dxa"/>
+              <w:start w:w="120" w:type="dxa"/>
+              <w:bottom w:w="80" w:type="dxa"/>
+              <w:end w:w="120" w:type="dxa"/>
+            </w:tcMar>
+          </w:tcPr>
+          <w:p>
+            <w:pPr>
+              <w:spacing w:after="0" w:line="252" w:lineRule="auto"/>
+            </w:pPr>
+            <w:r/>
+            <w:r>
+              <w:rPr>
+                <w:rFonts w:ascii="Calibri" w:hAnsi="Calibri"/>
+                <w:b/>
+                <w:color w:val="0B2545"/>
+                <w:sz w:val="18"/>
+              </w:rPr>
               <w:t>Camunda_Archive_HLD_History_Cleanup.docx</w:t>
             </w:r>
           </w:p>
@@ -573,7 +676,7 @@
               <w:spacing w:after="0"/>
             </w:pPr>
             <w:r/>
-            <w:hyperlink r:id="rId14">
+            <w:hyperlink r:id="rId15">
               <w:r>
                 <w:rPr>
                   <w:color w:val="0563C1"/>
@@ -676,7 +779,7 @@
               <w:spacing w:after="0"/>
             </w:pPr>
             <w:r/>
-            <w:hyperlink r:id="rId15">
+            <w:hyperlink r:id="rId16">
               <w:r>
                 <w:rPr>
                   <w:color w:val="0563C1"/>
@@ -779,7 +882,7 @@
               <w:spacing w:after="0"/>
             </w:pPr>
             <w:r/>
-            <w:hyperlink r:id="rId16">
+            <w:hyperlink r:id="rId17">
               <w:r>
                 <w:rPr>
                   <w:color w:val="0563C1"/>
@@ -882,7 +985,7 @@
               <w:spacing w:after="0"/>
             </w:pPr>
             <w:r/>
-            <w:hyperlink r:id="rId17">
+            <w:hyperlink r:id="rId18">
               <w:r>
                 <w:rPr>
                   <w:color w:val="0563C1"/>
